--- a/Шаблон-полного-курса.docx
+++ b/Шаблон-полного-курса.docx
@@ -132,10 +132,16 @@
           <w:b/>
           <w:color w:val="152B4D"/>
         </w:rPr>
-        <w:t xml:space="preserve">SRS_TOPIC: </w:t>
-      </w:r>
-      <w:r>
-        <w:t>Тема СРС 1</w:t>
+        <w:t xml:space="preserve">SRS_TOPICS: </w:t>
+      </w:r>
+      <w:r>
+        <w:t>Тема СРС 1; дополнительная тема СРС</w:t>
+      </w:r>
+      <w:r>
+        <w:rPr>
+          <w:i/>
+        </w:rPr>
+        <w:t xml:space="preserve">  [несколько тем разделяйте точкой с запятой]</w:t>
       </w:r>
     </w:p>
     <w:p>
@@ -144,10 +150,16 @@
           <w:b/>
           <w:color w:val="152B4D"/>
         </w:rPr>
-        <w:t xml:space="preserve">SRSP_TOPIC: </w:t>
-      </w:r>
-      <w:r>
-        <w:t>Тема СРСП 1</w:t>
+        <w:t xml:space="preserve">SRSP_TOPICS: </w:t>
+      </w:r>
+      <w:r>
+        <w:t>Тема СРСП 1; дополнительная тема СРСП</w:t>
+      </w:r>
+      <w:r>
+        <w:rPr>
+          <w:i/>
+        </w:rPr>
+        <w:t xml:space="preserve">  [несколько тем разделяйте точкой с запятой]</w:t>
       </w:r>
     </w:p>
     <w:p>
@@ -156,9 +168,17 @@
           <w:b/>
           <w:color w:val="152B4D"/>
         </w:rPr>
-        <w:t xml:space="preserve">ESSAY_TOPIC: </w:t>
-      </w:r>
-      <w:r/>
+        <w:t xml:space="preserve">ESSAY_TOPICS: </w:t>
+      </w:r>
+      <w:r>
+        <w:t>Тема эссе 1; тема эссе 2</w:t>
+      </w:r>
+      <w:r>
+        <w:rPr>
+          <w:i/>
+        </w:rPr>
+        <w:t xml:space="preserve">  [оставьте пустым, если эссе не требуется]</w:t>
+      </w:r>
     </w:p>
     <w:p>
       <w:r>
@@ -166,9 +186,35 @@
           <w:b/>
           <w:color w:val="152B4D"/>
         </w:rPr>
-        <w:t xml:space="preserve">PRESENTATION_TOPIC: </w:t>
-      </w:r>
-      <w:r/>
+        <w:t xml:space="preserve">PRESENTATION_TOPICS: </w:t>
+      </w:r>
+      <w:r>
+        <w:t>Тема презентации 1; тема презентации 2</w:t>
+      </w:r>
+      <w:r>
+        <w:rPr>
+          <w:i/>
+        </w:rPr>
+        <w:t xml:space="preserve">  [оставьте пустым, если презентация не требуется]</w:t>
+      </w:r>
+    </w:p>
+    <w:p>
+      <w:r>
+        <w:rPr>
+          <w:b/>
+          <w:color w:val="152B4D"/>
+        </w:rPr>
+        <w:t xml:space="preserve">OTHER_TASK_TOPICS: </w:t>
+      </w:r>
+      <w:r>
+        <w:t>Тема реферата; тема творческого задания</w:t>
+      </w:r>
+      <w:r>
+        <w:rPr>
+          <w:i/>
+        </w:rPr>
+        <w:t xml:space="preserve">  [любые дополнительные виды работ]</w:t>
+      </w:r>
     </w:p>
     <w:p>
       <w:r>
@@ -281,10 +327,16 @@
           <w:b/>
           <w:color w:val="152B4D"/>
         </w:rPr>
-        <w:t xml:space="preserve">SRS_TOPIC: </w:t>
-      </w:r>
-      <w:r>
-        <w:t>Тема СРС 2</w:t>
+        <w:t xml:space="preserve">SRS_TOPICS: </w:t>
+      </w:r>
+      <w:r>
+        <w:t>Тема СРС 2; дополнительная тема СРС</w:t>
+      </w:r>
+      <w:r>
+        <w:rPr>
+          <w:i/>
+        </w:rPr>
+        <w:t xml:space="preserve">  [несколько тем разделяйте точкой с запятой]</w:t>
       </w:r>
     </w:p>
     <w:p>
@@ -293,10 +345,16 @@
           <w:b/>
           <w:color w:val="152B4D"/>
         </w:rPr>
-        <w:t xml:space="preserve">SRSP_TOPIC: </w:t>
-      </w:r>
-      <w:r>
-        <w:t>Тема СРСП 2</w:t>
+        <w:t xml:space="preserve">SRSP_TOPICS: </w:t>
+      </w:r>
+      <w:r>
+        <w:t>Тема СРСП 2; дополнительная тема СРСП</w:t>
+      </w:r>
+      <w:r>
+        <w:rPr>
+          <w:i/>
+        </w:rPr>
+        <w:t xml:space="preserve">  [несколько тем разделяйте точкой с запятой]</w:t>
       </w:r>
     </w:p>
     <w:p>
@@ -305,9 +363,17 @@
           <w:b/>
           <w:color w:val="152B4D"/>
         </w:rPr>
-        <w:t xml:space="preserve">ESSAY_TOPIC: </w:t>
-      </w:r>
-      <w:r/>
+        <w:t xml:space="preserve">ESSAY_TOPICS: </w:t>
+      </w:r>
+      <w:r>
+        <w:t>Тема эссе 1; тема эссе 2</w:t>
+      </w:r>
+      <w:r>
+        <w:rPr>
+          <w:i/>
+        </w:rPr>
+        <w:t xml:space="preserve">  [оставьте пустым, если эссе не требуется]</w:t>
+      </w:r>
     </w:p>
     <w:p>
       <w:r>
@@ -315,9 +381,35 @@
           <w:b/>
           <w:color w:val="152B4D"/>
         </w:rPr>
-        <w:t xml:space="preserve">PRESENTATION_TOPIC: </w:t>
-      </w:r>
-      <w:r/>
+        <w:t xml:space="preserve">PRESENTATION_TOPICS: </w:t>
+      </w:r>
+      <w:r>
+        <w:t>Тема презентации 1; тема презентации 2</w:t>
+      </w:r>
+      <w:r>
+        <w:rPr>
+          <w:i/>
+        </w:rPr>
+        <w:t xml:space="preserve">  [оставьте пустым, если презентация не требуется]</w:t>
+      </w:r>
+    </w:p>
+    <w:p>
+      <w:r>
+        <w:rPr>
+          <w:b/>
+          <w:color w:val="152B4D"/>
+        </w:rPr>
+        <w:t xml:space="preserve">OTHER_TASK_TOPICS: </w:t>
+      </w:r>
+      <w:r>
+        <w:t>Тема реферата; тема творческого задания</w:t>
+      </w:r>
+      <w:r>
+        <w:rPr>
+          <w:i/>
+        </w:rPr>
+        <w:t xml:space="preserve">  [любые дополнительные виды работ]</w:t>
+      </w:r>
     </w:p>
     <w:p>
       <w:r>
@@ -430,10 +522,16 @@
           <w:b/>
           <w:color w:val="152B4D"/>
         </w:rPr>
-        <w:t xml:space="preserve">SRS_TOPIC: </w:t>
-      </w:r>
-      <w:r>
-        <w:t>Тема СРС 3</w:t>
+        <w:t xml:space="preserve">SRS_TOPICS: </w:t>
+      </w:r>
+      <w:r>
+        <w:t>Тема СРС 3; дополнительная тема СРС</w:t>
+      </w:r>
+      <w:r>
+        <w:rPr>
+          <w:i/>
+        </w:rPr>
+        <w:t xml:space="preserve">  [несколько тем разделяйте точкой с запятой]</w:t>
       </w:r>
     </w:p>
     <w:p>
@@ -442,10 +540,16 @@
           <w:b/>
           <w:color w:val="152B4D"/>
         </w:rPr>
-        <w:t xml:space="preserve">SRSP_TOPIC: </w:t>
-      </w:r>
-      <w:r>
-        <w:t>Тема СРСП 3</w:t>
+        <w:t xml:space="preserve">SRSP_TOPICS: </w:t>
+      </w:r>
+      <w:r>
+        <w:t>Тема СРСП 3; дополнительная тема СРСП</w:t>
+      </w:r>
+      <w:r>
+        <w:rPr>
+          <w:i/>
+        </w:rPr>
+        <w:t xml:space="preserve">  [несколько тем разделяйте точкой с запятой]</w:t>
       </w:r>
     </w:p>
     <w:p>
@@ -454,9 +558,17 @@
           <w:b/>
           <w:color w:val="152B4D"/>
         </w:rPr>
-        <w:t xml:space="preserve">ESSAY_TOPIC: </w:t>
-      </w:r>
-      <w:r/>
+        <w:t xml:space="preserve">ESSAY_TOPICS: </w:t>
+      </w:r>
+      <w:r>
+        <w:t>Тема эссе 1; тема эссе 2</w:t>
+      </w:r>
+      <w:r>
+        <w:rPr>
+          <w:i/>
+        </w:rPr>
+        <w:t xml:space="preserve">  [оставьте пустым, если эссе не требуется]</w:t>
+      </w:r>
     </w:p>
     <w:p>
       <w:r>
@@ -464,9 +576,35 @@
           <w:b/>
           <w:color w:val="152B4D"/>
         </w:rPr>
-        <w:t xml:space="preserve">PRESENTATION_TOPIC: </w:t>
-      </w:r>
-      <w:r/>
+        <w:t xml:space="preserve">PRESENTATION_TOPICS: </w:t>
+      </w:r>
+      <w:r>
+        <w:t>Тема презентации 1; тема презентации 2</w:t>
+      </w:r>
+      <w:r>
+        <w:rPr>
+          <w:i/>
+        </w:rPr>
+        <w:t xml:space="preserve">  [оставьте пустым, если презентация не требуется]</w:t>
+      </w:r>
+    </w:p>
+    <w:p>
+      <w:r>
+        <w:rPr>
+          <w:b/>
+          <w:color w:val="152B4D"/>
+        </w:rPr>
+        <w:t xml:space="preserve">OTHER_TASK_TOPICS: </w:t>
+      </w:r>
+      <w:r>
+        <w:t>Тема реферата; тема творческого задания</w:t>
+      </w:r>
+      <w:r>
+        <w:rPr>
+          <w:i/>
+        </w:rPr>
+        <w:t xml:space="preserve">  [любые дополнительные виды работ]</w:t>
+      </w:r>
     </w:p>
     <w:p>
       <w:r>
@@ -579,10 +717,16 @@
           <w:b/>
           <w:color w:val="152B4D"/>
         </w:rPr>
-        <w:t xml:space="preserve">SRS_TOPIC: </w:t>
-      </w:r>
-      <w:r>
-        <w:t>Тема СРС 4</w:t>
+        <w:t xml:space="preserve">SRS_TOPICS: </w:t>
+      </w:r>
+      <w:r>
+        <w:t>Тема СРС 4; дополнительная тема СРС</w:t>
+      </w:r>
+      <w:r>
+        <w:rPr>
+          <w:i/>
+        </w:rPr>
+        <w:t xml:space="preserve">  [несколько тем разделяйте точкой с запятой]</w:t>
       </w:r>
     </w:p>
     <w:p>
@@ -591,10 +735,16 @@
           <w:b/>
           <w:color w:val="152B4D"/>
         </w:rPr>
-        <w:t xml:space="preserve">SRSP_TOPIC: </w:t>
-      </w:r>
-      <w:r>
-        <w:t>Тема СРСП 4</w:t>
+        <w:t xml:space="preserve">SRSP_TOPICS: </w:t>
+      </w:r>
+      <w:r>
+        <w:t>Тема СРСП 4; дополнительная тема СРСП</w:t>
+      </w:r>
+      <w:r>
+        <w:rPr>
+          <w:i/>
+        </w:rPr>
+        <w:t xml:space="preserve">  [несколько тем разделяйте точкой с запятой]</w:t>
       </w:r>
     </w:p>
     <w:p>
@@ -603,9 +753,17 @@
           <w:b/>
           <w:color w:val="152B4D"/>
         </w:rPr>
-        <w:t xml:space="preserve">ESSAY_TOPIC: </w:t>
-      </w:r>
-      <w:r/>
+        <w:t xml:space="preserve">ESSAY_TOPICS: </w:t>
+      </w:r>
+      <w:r>
+        <w:t>Тема эссе 1; тема эссе 2</w:t>
+      </w:r>
+      <w:r>
+        <w:rPr>
+          <w:i/>
+        </w:rPr>
+        <w:t xml:space="preserve">  [оставьте пустым, если эссе не требуется]</w:t>
+      </w:r>
     </w:p>
     <w:p>
       <w:r>
@@ -613,9 +771,35 @@
           <w:b/>
           <w:color w:val="152B4D"/>
         </w:rPr>
-        <w:t xml:space="preserve">PRESENTATION_TOPIC: </w:t>
-      </w:r>
-      <w:r/>
+        <w:t xml:space="preserve">PRESENTATION_TOPICS: </w:t>
+      </w:r>
+      <w:r>
+        <w:t>Тема презентации 1; тема презентации 2</w:t>
+      </w:r>
+      <w:r>
+        <w:rPr>
+          <w:i/>
+        </w:rPr>
+        <w:t xml:space="preserve">  [оставьте пустым, если презентация не требуется]</w:t>
+      </w:r>
+    </w:p>
+    <w:p>
+      <w:r>
+        <w:rPr>
+          <w:b/>
+          <w:color w:val="152B4D"/>
+        </w:rPr>
+        <w:t xml:space="preserve">OTHER_TASK_TOPICS: </w:t>
+      </w:r>
+      <w:r>
+        <w:t>Тема реферата; тема творческого задания</w:t>
+      </w:r>
+      <w:r>
+        <w:rPr>
+          <w:i/>
+        </w:rPr>
+        <w:t xml:space="preserve">  [любые дополнительные виды работ]</w:t>
+      </w:r>
     </w:p>
     <w:p>
       <w:r>
@@ -728,10 +912,16 @@
           <w:b/>
           <w:color w:val="152B4D"/>
         </w:rPr>
-        <w:t xml:space="preserve">SRS_TOPIC: </w:t>
-      </w:r>
-      <w:r>
-        <w:t>Тема СРС 5</w:t>
+        <w:t xml:space="preserve">SRS_TOPICS: </w:t>
+      </w:r>
+      <w:r>
+        <w:t>Тема СРС 5; дополнительная тема СРС</w:t>
+      </w:r>
+      <w:r>
+        <w:rPr>
+          <w:i/>
+        </w:rPr>
+        <w:t xml:space="preserve">  [несколько тем разделяйте точкой с запятой]</w:t>
       </w:r>
     </w:p>
     <w:p>
@@ -740,10 +930,16 @@
           <w:b/>
           <w:color w:val="152B4D"/>
         </w:rPr>
-        <w:t xml:space="preserve">SRSP_TOPIC: </w:t>
-      </w:r>
-      <w:r>
-        <w:t>Тема СРСП 5</w:t>
+        <w:t xml:space="preserve">SRSP_TOPICS: </w:t>
+      </w:r>
+      <w:r>
+        <w:t>Тема СРСП 5; дополнительная тема СРСП</w:t>
+      </w:r>
+      <w:r>
+        <w:rPr>
+          <w:i/>
+        </w:rPr>
+        <w:t xml:space="preserve">  [несколько тем разделяйте точкой с запятой]</w:t>
       </w:r>
     </w:p>
     <w:p>
@@ -752,9 +948,17 @@
           <w:b/>
           <w:color w:val="152B4D"/>
         </w:rPr>
-        <w:t xml:space="preserve">ESSAY_TOPIC: </w:t>
-      </w:r>
-      <w:r/>
+        <w:t xml:space="preserve">ESSAY_TOPICS: </w:t>
+      </w:r>
+      <w:r>
+        <w:t>Тема эссе 1; тема эссе 2</w:t>
+      </w:r>
+      <w:r>
+        <w:rPr>
+          <w:i/>
+        </w:rPr>
+        <w:t xml:space="preserve">  [оставьте пустым, если эссе не требуется]</w:t>
+      </w:r>
     </w:p>
     <w:p>
       <w:r>
@@ -762,9 +966,35 @@
           <w:b/>
           <w:color w:val="152B4D"/>
         </w:rPr>
-        <w:t xml:space="preserve">PRESENTATION_TOPIC: </w:t>
-      </w:r>
-      <w:r/>
+        <w:t xml:space="preserve">PRESENTATION_TOPICS: </w:t>
+      </w:r>
+      <w:r>
+        <w:t>Тема презентации 1; тема презентации 2</w:t>
+      </w:r>
+      <w:r>
+        <w:rPr>
+          <w:i/>
+        </w:rPr>
+        <w:t xml:space="preserve">  [оставьте пустым, если презентация не требуется]</w:t>
+      </w:r>
+    </w:p>
+    <w:p>
+      <w:r>
+        <w:rPr>
+          <w:b/>
+          <w:color w:val="152B4D"/>
+        </w:rPr>
+        <w:t xml:space="preserve">OTHER_TASK_TOPICS: </w:t>
+      </w:r>
+      <w:r>
+        <w:t>Тема реферата; тема творческого задания</w:t>
+      </w:r>
+      <w:r>
+        <w:rPr>
+          <w:i/>
+        </w:rPr>
+        <w:t xml:space="preserve">  [любые дополнительные виды работ]</w:t>
+      </w:r>
     </w:p>
     <w:p>
       <w:r>
@@ -877,10 +1107,16 @@
           <w:b/>
           <w:color w:val="152B4D"/>
         </w:rPr>
-        <w:t xml:space="preserve">SRS_TOPIC: </w:t>
-      </w:r>
-      <w:r>
-        <w:t>Тема СРС 6</w:t>
+        <w:t xml:space="preserve">SRS_TOPICS: </w:t>
+      </w:r>
+      <w:r>
+        <w:t>Тема СРС 6; дополнительная тема СРС</w:t>
+      </w:r>
+      <w:r>
+        <w:rPr>
+          <w:i/>
+        </w:rPr>
+        <w:t xml:space="preserve">  [несколько тем разделяйте точкой с запятой]</w:t>
       </w:r>
     </w:p>
     <w:p>
@@ -889,10 +1125,16 @@
           <w:b/>
           <w:color w:val="152B4D"/>
         </w:rPr>
-        <w:t xml:space="preserve">SRSP_TOPIC: </w:t>
-      </w:r>
-      <w:r>
-        <w:t>Тема СРСП 6</w:t>
+        <w:t xml:space="preserve">SRSP_TOPICS: </w:t>
+      </w:r>
+      <w:r>
+        <w:t>Тема СРСП 6; дополнительная тема СРСП</w:t>
+      </w:r>
+      <w:r>
+        <w:rPr>
+          <w:i/>
+        </w:rPr>
+        <w:t xml:space="preserve">  [несколько тем разделяйте точкой с запятой]</w:t>
       </w:r>
     </w:p>
     <w:p>
@@ -901,9 +1143,17 @@
           <w:b/>
           <w:color w:val="152B4D"/>
         </w:rPr>
-        <w:t xml:space="preserve">ESSAY_TOPIC: </w:t>
-      </w:r>
-      <w:r/>
+        <w:t xml:space="preserve">ESSAY_TOPICS: </w:t>
+      </w:r>
+      <w:r>
+        <w:t>Тема эссе 1; тема эссе 2</w:t>
+      </w:r>
+      <w:r>
+        <w:rPr>
+          <w:i/>
+        </w:rPr>
+        <w:t xml:space="preserve">  [оставьте пустым, если эссе не требуется]</w:t>
+      </w:r>
     </w:p>
     <w:p>
       <w:r>
@@ -911,9 +1161,35 @@
           <w:b/>
           <w:color w:val="152B4D"/>
         </w:rPr>
-        <w:t xml:space="preserve">PRESENTATION_TOPIC: </w:t>
-      </w:r>
-      <w:r/>
+        <w:t xml:space="preserve">PRESENTATION_TOPICS: </w:t>
+      </w:r>
+      <w:r>
+        <w:t>Тема презентации 1; тема презентации 2</w:t>
+      </w:r>
+      <w:r>
+        <w:rPr>
+          <w:i/>
+        </w:rPr>
+        <w:t xml:space="preserve">  [оставьте пустым, если презентация не требуется]</w:t>
+      </w:r>
+    </w:p>
+    <w:p>
+      <w:r>
+        <w:rPr>
+          <w:b/>
+          <w:color w:val="152B4D"/>
+        </w:rPr>
+        <w:t xml:space="preserve">OTHER_TASK_TOPICS: </w:t>
+      </w:r>
+      <w:r>
+        <w:t>Тема реферата; тема творческого задания</w:t>
+      </w:r>
+      <w:r>
+        <w:rPr>
+          <w:i/>
+        </w:rPr>
+        <w:t xml:space="preserve">  [любые дополнительные виды работ]</w:t>
+      </w:r>
     </w:p>
     <w:p>
       <w:r>
@@ -1026,10 +1302,16 @@
           <w:b/>
           <w:color w:val="152B4D"/>
         </w:rPr>
-        <w:t xml:space="preserve">SRS_TOPIC: </w:t>
-      </w:r>
-      <w:r>
-        <w:t>Тема СРС 7</w:t>
+        <w:t xml:space="preserve">SRS_TOPICS: </w:t>
+      </w:r>
+      <w:r>
+        <w:t>Тема СРС 7; дополнительная тема СРС</w:t>
+      </w:r>
+      <w:r>
+        <w:rPr>
+          <w:i/>
+        </w:rPr>
+        <w:t xml:space="preserve">  [несколько тем разделяйте точкой с запятой]</w:t>
       </w:r>
     </w:p>
     <w:p>
@@ -1038,10 +1320,16 @@
           <w:b/>
           <w:color w:val="152B4D"/>
         </w:rPr>
-        <w:t xml:space="preserve">SRSP_TOPIC: </w:t>
-      </w:r>
-      <w:r>
-        <w:t>Тема СРСП 7</w:t>
+        <w:t xml:space="preserve">SRSP_TOPICS: </w:t>
+      </w:r>
+      <w:r>
+        <w:t>Тема СРСП 7; дополнительная тема СРСП</w:t>
+      </w:r>
+      <w:r>
+        <w:rPr>
+          <w:i/>
+        </w:rPr>
+        <w:t xml:space="preserve">  [несколько тем разделяйте точкой с запятой]</w:t>
       </w:r>
     </w:p>
     <w:p>
@@ -1050,9 +1338,17 @@
           <w:b/>
           <w:color w:val="152B4D"/>
         </w:rPr>
-        <w:t xml:space="preserve">ESSAY_TOPIC: </w:t>
-      </w:r>
-      <w:r/>
+        <w:t xml:space="preserve">ESSAY_TOPICS: </w:t>
+      </w:r>
+      <w:r>
+        <w:t>Тема эссе 1; тема эссе 2</w:t>
+      </w:r>
+      <w:r>
+        <w:rPr>
+          <w:i/>
+        </w:rPr>
+        <w:t xml:space="preserve">  [оставьте пустым, если эссе не требуется]</w:t>
+      </w:r>
     </w:p>
     <w:p>
       <w:r>
@@ -1060,9 +1356,35 @@
           <w:b/>
           <w:color w:val="152B4D"/>
         </w:rPr>
-        <w:t xml:space="preserve">PRESENTATION_TOPIC: </w:t>
-      </w:r>
-      <w:r/>
+        <w:t xml:space="preserve">PRESENTATION_TOPICS: </w:t>
+      </w:r>
+      <w:r>
+        <w:t>Тема презентации 1; тема презентации 2</w:t>
+      </w:r>
+      <w:r>
+        <w:rPr>
+          <w:i/>
+        </w:rPr>
+        <w:t xml:space="preserve">  [оставьте пустым, если презентация не требуется]</w:t>
+      </w:r>
+    </w:p>
+    <w:p>
+      <w:r>
+        <w:rPr>
+          <w:b/>
+          <w:color w:val="152B4D"/>
+        </w:rPr>
+        <w:t xml:space="preserve">OTHER_TASK_TOPICS: </w:t>
+      </w:r>
+      <w:r>
+        <w:t>Тема реферата; тема творческого задания</w:t>
+      </w:r>
+      <w:r>
+        <w:rPr>
+          <w:i/>
+        </w:rPr>
+        <w:t xml:space="preserve">  [любые дополнительные виды работ]</w:t>
+      </w:r>
     </w:p>
     <w:p>
       <w:r>
@@ -1175,10 +1497,16 @@
           <w:b/>
           <w:color w:val="152B4D"/>
         </w:rPr>
-        <w:t xml:space="preserve">SRS_TOPIC: </w:t>
-      </w:r>
-      <w:r>
-        <w:t>Тема СРС 8</w:t>
+        <w:t xml:space="preserve">SRS_TOPICS: </w:t>
+      </w:r>
+      <w:r>
+        <w:t>Тема СРС 8; дополнительная тема СРС</w:t>
+      </w:r>
+      <w:r>
+        <w:rPr>
+          <w:i/>
+        </w:rPr>
+        <w:t xml:space="preserve">  [несколько тем разделяйте точкой с запятой]</w:t>
       </w:r>
     </w:p>
     <w:p>
@@ -1187,10 +1515,16 @@
           <w:b/>
           <w:color w:val="152B4D"/>
         </w:rPr>
-        <w:t xml:space="preserve">SRSP_TOPIC: </w:t>
-      </w:r>
-      <w:r>
-        <w:t>Тема СРСП 8</w:t>
+        <w:t xml:space="preserve">SRSP_TOPICS: </w:t>
+      </w:r>
+      <w:r>
+        <w:t>Тема СРСП 8; дополнительная тема СРСП</w:t>
+      </w:r>
+      <w:r>
+        <w:rPr>
+          <w:i/>
+        </w:rPr>
+        <w:t xml:space="preserve">  [несколько тем разделяйте точкой с запятой]</w:t>
       </w:r>
     </w:p>
     <w:p>
@@ -1199,9 +1533,17 @@
           <w:b/>
           <w:color w:val="152B4D"/>
         </w:rPr>
-        <w:t xml:space="preserve">ESSAY_TOPIC: </w:t>
-      </w:r>
-      <w:r/>
+        <w:t xml:space="preserve">ESSAY_TOPICS: </w:t>
+      </w:r>
+      <w:r>
+        <w:t>Тема эссе 1; тема эссе 2</w:t>
+      </w:r>
+      <w:r>
+        <w:rPr>
+          <w:i/>
+        </w:rPr>
+        <w:t xml:space="preserve">  [оставьте пустым, если эссе не требуется]</w:t>
+      </w:r>
     </w:p>
     <w:p>
       <w:r>
@@ -1209,9 +1551,35 @@
           <w:b/>
           <w:color w:val="152B4D"/>
         </w:rPr>
-        <w:t xml:space="preserve">PRESENTATION_TOPIC: </w:t>
-      </w:r>
-      <w:r/>
+        <w:t xml:space="preserve">PRESENTATION_TOPICS: </w:t>
+      </w:r>
+      <w:r>
+        <w:t>Тема презентации 1; тема презентации 2</w:t>
+      </w:r>
+      <w:r>
+        <w:rPr>
+          <w:i/>
+        </w:rPr>
+        <w:t xml:space="preserve">  [оставьте пустым, если презентация не требуется]</w:t>
+      </w:r>
+    </w:p>
+    <w:p>
+      <w:r>
+        <w:rPr>
+          <w:b/>
+          <w:color w:val="152B4D"/>
+        </w:rPr>
+        <w:t xml:space="preserve">OTHER_TASK_TOPICS: </w:t>
+      </w:r>
+      <w:r>
+        <w:t>Тема реферата; тема творческого задания</w:t>
+      </w:r>
+      <w:r>
+        <w:rPr>
+          <w:i/>
+        </w:rPr>
+        <w:t xml:space="preserve">  [любые дополнительные виды работ]</w:t>
+      </w:r>
     </w:p>
     <w:p>
       <w:r>
@@ -1324,10 +1692,16 @@
           <w:b/>
           <w:color w:val="152B4D"/>
         </w:rPr>
-        <w:t xml:space="preserve">SRS_TOPIC: </w:t>
-      </w:r>
-      <w:r>
-        <w:t>Тема СРС 9</w:t>
+        <w:t xml:space="preserve">SRS_TOPICS: </w:t>
+      </w:r>
+      <w:r>
+        <w:t>Тема СРС 9; дополнительная тема СРС</w:t>
+      </w:r>
+      <w:r>
+        <w:rPr>
+          <w:i/>
+        </w:rPr>
+        <w:t xml:space="preserve">  [несколько тем разделяйте точкой с запятой]</w:t>
       </w:r>
     </w:p>
     <w:p>
@@ -1336,10 +1710,16 @@
           <w:b/>
           <w:color w:val="152B4D"/>
         </w:rPr>
-        <w:t xml:space="preserve">SRSP_TOPIC: </w:t>
-      </w:r>
-      <w:r>
-        <w:t>Тема СРСП 9</w:t>
+        <w:t xml:space="preserve">SRSP_TOPICS: </w:t>
+      </w:r>
+      <w:r>
+        <w:t>Тема СРСП 9; дополнительная тема СРСП</w:t>
+      </w:r>
+      <w:r>
+        <w:rPr>
+          <w:i/>
+        </w:rPr>
+        <w:t xml:space="preserve">  [несколько тем разделяйте точкой с запятой]</w:t>
       </w:r>
     </w:p>
     <w:p>
@@ -1348,9 +1728,17 @@
           <w:b/>
           <w:color w:val="152B4D"/>
         </w:rPr>
-        <w:t xml:space="preserve">ESSAY_TOPIC: </w:t>
-      </w:r>
-      <w:r/>
+        <w:t xml:space="preserve">ESSAY_TOPICS: </w:t>
+      </w:r>
+      <w:r>
+        <w:t>Тема эссе 1; тема эссе 2</w:t>
+      </w:r>
+      <w:r>
+        <w:rPr>
+          <w:i/>
+        </w:rPr>
+        <w:t xml:space="preserve">  [оставьте пустым, если эссе не требуется]</w:t>
+      </w:r>
     </w:p>
     <w:p>
       <w:r>
@@ -1358,9 +1746,35 @@
           <w:b/>
           <w:color w:val="152B4D"/>
         </w:rPr>
-        <w:t xml:space="preserve">PRESENTATION_TOPIC: </w:t>
-      </w:r>
-      <w:r/>
+        <w:t xml:space="preserve">PRESENTATION_TOPICS: </w:t>
+      </w:r>
+      <w:r>
+        <w:t>Тема презентации 1; тема презентации 2</w:t>
+      </w:r>
+      <w:r>
+        <w:rPr>
+          <w:i/>
+        </w:rPr>
+        <w:t xml:space="preserve">  [оставьте пустым, если презентация не требуется]</w:t>
+      </w:r>
+    </w:p>
+    <w:p>
+      <w:r>
+        <w:rPr>
+          <w:b/>
+          <w:color w:val="152B4D"/>
+        </w:rPr>
+        <w:t xml:space="preserve">OTHER_TASK_TOPICS: </w:t>
+      </w:r>
+      <w:r>
+        <w:t>Тема реферата; тема творческого задания</w:t>
+      </w:r>
+      <w:r>
+        <w:rPr>
+          <w:i/>
+        </w:rPr>
+        <w:t xml:space="preserve">  [любые дополнительные виды работ]</w:t>
+      </w:r>
     </w:p>
     <w:p>
       <w:r>
@@ -1473,10 +1887,16 @@
           <w:b/>
           <w:color w:val="152B4D"/>
         </w:rPr>
-        <w:t xml:space="preserve">SRS_TOPIC: </w:t>
-      </w:r>
-      <w:r>
-        <w:t>Тема СРС 10</w:t>
+        <w:t xml:space="preserve">SRS_TOPICS: </w:t>
+      </w:r>
+      <w:r>
+        <w:t>Тема СРС 10; дополнительная тема СРС</w:t>
+      </w:r>
+      <w:r>
+        <w:rPr>
+          <w:i/>
+        </w:rPr>
+        <w:t xml:space="preserve">  [несколько тем разделяйте точкой с запятой]</w:t>
       </w:r>
     </w:p>
     <w:p>
@@ -1485,10 +1905,16 @@
           <w:b/>
           <w:color w:val="152B4D"/>
         </w:rPr>
-        <w:t xml:space="preserve">SRSP_TOPIC: </w:t>
-      </w:r>
-      <w:r>
-        <w:t>Тема СРСП 10</w:t>
+        <w:t xml:space="preserve">SRSP_TOPICS: </w:t>
+      </w:r>
+      <w:r>
+        <w:t>Тема СРСП 10; дополнительная тема СРСП</w:t>
+      </w:r>
+      <w:r>
+        <w:rPr>
+          <w:i/>
+        </w:rPr>
+        <w:t xml:space="preserve">  [несколько тем разделяйте точкой с запятой]</w:t>
       </w:r>
     </w:p>
     <w:p>
@@ -1497,9 +1923,17 @@
           <w:b/>
           <w:color w:val="152B4D"/>
         </w:rPr>
-        <w:t xml:space="preserve">ESSAY_TOPIC: </w:t>
-      </w:r>
-      <w:r/>
+        <w:t xml:space="preserve">ESSAY_TOPICS: </w:t>
+      </w:r>
+      <w:r>
+        <w:t>Тема эссе 1; тема эссе 2</w:t>
+      </w:r>
+      <w:r>
+        <w:rPr>
+          <w:i/>
+        </w:rPr>
+        <w:t xml:space="preserve">  [оставьте пустым, если эссе не требуется]</w:t>
+      </w:r>
     </w:p>
     <w:p>
       <w:r>
@@ -1507,9 +1941,35 @@
           <w:b/>
           <w:color w:val="152B4D"/>
         </w:rPr>
-        <w:t xml:space="preserve">PRESENTATION_TOPIC: </w:t>
-      </w:r>
-      <w:r/>
+        <w:t xml:space="preserve">PRESENTATION_TOPICS: </w:t>
+      </w:r>
+      <w:r>
+        <w:t>Тема презентации 1; тема презентации 2</w:t>
+      </w:r>
+      <w:r>
+        <w:rPr>
+          <w:i/>
+        </w:rPr>
+        <w:t xml:space="preserve">  [оставьте пустым, если презентация не требуется]</w:t>
+      </w:r>
+    </w:p>
+    <w:p>
+      <w:r>
+        <w:rPr>
+          <w:b/>
+          <w:color w:val="152B4D"/>
+        </w:rPr>
+        <w:t xml:space="preserve">OTHER_TASK_TOPICS: </w:t>
+      </w:r>
+      <w:r>
+        <w:t>Тема реферата; тема творческого задания</w:t>
+      </w:r>
+      <w:r>
+        <w:rPr>
+          <w:i/>
+        </w:rPr>
+        <w:t xml:space="preserve">  [любые дополнительные виды работ]</w:t>
+      </w:r>
     </w:p>
     <w:p>
       <w:r>
@@ -1622,10 +2082,16 @@
           <w:b/>
           <w:color w:val="152B4D"/>
         </w:rPr>
-        <w:t xml:space="preserve">SRS_TOPIC: </w:t>
-      </w:r>
-      <w:r>
-        <w:t>Тема СРС 11</w:t>
+        <w:t xml:space="preserve">SRS_TOPICS: </w:t>
+      </w:r>
+      <w:r>
+        <w:t>Тема СРС 11; дополнительная тема СРС</w:t>
+      </w:r>
+      <w:r>
+        <w:rPr>
+          <w:i/>
+        </w:rPr>
+        <w:t xml:space="preserve">  [несколько тем разделяйте точкой с запятой]</w:t>
       </w:r>
     </w:p>
     <w:p>
@@ -1634,10 +2100,16 @@
           <w:b/>
           <w:color w:val="152B4D"/>
         </w:rPr>
-        <w:t xml:space="preserve">SRSP_TOPIC: </w:t>
-      </w:r>
-      <w:r>
-        <w:t>Тема СРСП 11</w:t>
+        <w:t xml:space="preserve">SRSP_TOPICS: </w:t>
+      </w:r>
+      <w:r>
+        <w:t>Тема СРСП 11; дополнительная тема СРСП</w:t>
+      </w:r>
+      <w:r>
+        <w:rPr>
+          <w:i/>
+        </w:rPr>
+        <w:t xml:space="preserve">  [несколько тем разделяйте точкой с запятой]</w:t>
       </w:r>
     </w:p>
     <w:p>
@@ -1646,9 +2118,17 @@
           <w:b/>
           <w:color w:val="152B4D"/>
         </w:rPr>
-        <w:t xml:space="preserve">ESSAY_TOPIC: </w:t>
-      </w:r>
-      <w:r/>
+        <w:t xml:space="preserve">ESSAY_TOPICS: </w:t>
+      </w:r>
+      <w:r>
+        <w:t>Тема эссе 1; тема эссе 2</w:t>
+      </w:r>
+      <w:r>
+        <w:rPr>
+          <w:i/>
+        </w:rPr>
+        <w:t xml:space="preserve">  [оставьте пустым, если эссе не требуется]</w:t>
+      </w:r>
     </w:p>
     <w:p>
       <w:r>
@@ -1656,9 +2136,35 @@
           <w:b/>
           <w:color w:val="152B4D"/>
         </w:rPr>
-        <w:t xml:space="preserve">PRESENTATION_TOPIC: </w:t>
-      </w:r>
-      <w:r/>
+        <w:t xml:space="preserve">PRESENTATION_TOPICS: </w:t>
+      </w:r>
+      <w:r>
+        <w:t>Тема презентации 1; тема презентации 2</w:t>
+      </w:r>
+      <w:r>
+        <w:rPr>
+          <w:i/>
+        </w:rPr>
+        <w:t xml:space="preserve">  [оставьте пустым, если презентация не требуется]</w:t>
+      </w:r>
+    </w:p>
+    <w:p>
+      <w:r>
+        <w:rPr>
+          <w:b/>
+          <w:color w:val="152B4D"/>
+        </w:rPr>
+        <w:t xml:space="preserve">OTHER_TASK_TOPICS: </w:t>
+      </w:r>
+      <w:r>
+        <w:t>Тема реферата; тема творческого задания</w:t>
+      </w:r>
+      <w:r>
+        <w:rPr>
+          <w:i/>
+        </w:rPr>
+        <w:t xml:space="preserve">  [любые дополнительные виды работ]</w:t>
+      </w:r>
     </w:p>
     <w:p>
       <w:r>
@@ -1771,10 +2277,16 @@
           <w:b/>
           <w:color w:val="152B4D"/>
         </w:rPr>
-        <w:t xml:space="preserve">SRS_TOPIC: </w:t>
-      </w:r>
-      <w:r>
-        <w:t>Тема СРС 12</w:t>
+        <w:t xml:space="preserve">SRS_TOPICS: </w:t>
+      </w:r>
+      <w:r>
+        <w:t>Тема СРС 12; дополнительная тема СРС</w:t>
+      </w:r>
+      <w:r>
+        <w:rPr>
+          <w:i/>
+        </w:rPr>
+        <w:t xml:space="preserve">  [несколько тем разделяйте точкой с запятой]</w:t>
       </w:r>
     </w:p>
     <w:p>
@@ -1783,10 +2295,16 @@
           <w:b/>
           <w:color w:val="152B4D"/>
         </w:rPr>
-        <w:t xml:space="preserve">SRSP_TOPIC: </w:t>
-      </w:r>
-      <w:r>
-        <w:t>Тема СРСП 12</w:t>
+        <w:t xml:space="preserve">SRSP_TOPICS: </w:t>
+      </w:r>
+      <w:r>
+        <w:t>Тема СРСП 12; дополнительная тема СРСП</w:t>
+      </w:r>
+      <w:r>
+        <w:rPr>
+          <w:i/>
+        </w:rPr>
+        <w:t xml:space="preserve">  [несколько тем разделяйте точкой с запятой]</w:t>
       </w:r>
     </w:p>
     <w:p>
@@ -1795,9 +2313,17 @@
           <w:b/>
           <w:color w:val="152B4D"/>
         </w:rPr>
-        <w:t xml:space="preserve">ESSAY_TOPIC: </w:t>
-      </w:r>
-      <w:r/>
+        <w:t xml:space="preserve">ESSAY_TOPICS: </w:t>
+      </w:r>
+      <w:r>
+        <w:t>Тема эссе 1; тема эссе 2</w:t>
+      </w:r>
+      <w:r>
+        <w:rPr>
+          <w:i/>
+        </w:rPr>
+        <w:t xml:space="preserve">  [оставьте пустым, если эссе не требуется]</w:t>
+      </w:r>
     </w:p>
     <w:p>
       <w:r>
@@ -1805,9 +2331,35 @@
           <w:b/>
           <w:color w:val="152B4D"/>
         </w:rPr>
-        <w:t xml:space="preserve">PRESENTATION_TOPIC: </w:t>
-      </w:r>
-      <w:r/>
+        <w:t xml:space="preserve">PRESENTATION_TOPICS: </w:t>
+      </w:r>
+      <w:r>
+        <w:t>Тема презентации 1; тема презентации 2</w:t>
+      </w:r>
+      <w:r>
+        <w:rPr>
+          <w:i/>
+        </w:rPr>
+        <w:t xml:space="preserve">  [оставьте пустым, если презентация не требуется]</w:t>
+      </w:r>
+    </w:p>
+    <w:p>
+      <w:r>
+        <w:rPr>
+          <w:b/>
+          <w:color w:val="152B4D"/>
+        </w:rPr>
+        <w:t xml:space="preserve">OTHER_TASK_TOPICS: </w:t>
+      </w:r>
+      <w:r>
+        <w:t>Тема реферата; тема творческого задания</w:t>
+      </w:r>
+      <w:r>
+        <w:rPr>
+          <w:i/>
+        </w:rPr>
+        <w:t xml:space="preserve">  [любые дополнительные виды работ]</w:t>
+      </w:r>
     </w:p>
     <w:p>
       <w:r>
@@ -1920,10 +2472,16 @@
           <w:b/>
           <w:color w:val="152B4D"/>
         </w:rPr>
-        <w:t xml:space="preserve">SRS_TOPIC: </w:t>
-      </w:r>
-      <w:r>
-        <w:t>Тема СРС 13</w:t>
+        <w:t xml:space="preserve">SRS_TOPICS: </w:t>
+      </w:r>
+      <w:r>
+        <w:t>Тема СРС 13; дополнительная тема СРС</w:t>
+      </w:r>
+      <w:r>
+        <w:rPr>
+          <w:i/>
+        </w:rPr>
+        <w:t xml:space="preserve">  [несколько тем разделяйте точкой с запятой]</w:t>
       </w:r>
     </w:p>
     <w:p>
@@ -1932,10 +2490,16 @@
           <w:b/>
           <w:color w:val="152B4D"/>
         </w:rPr>
-        <w:t xml:space="preserve">SRSP_TOPIC: </w:t>
-      </w:r>
-      <w:r>
-        <w:t>Тема СРСП 13</w:t>
+        <w:t xml:space="preserve">SRSP_TOPICS: </w:t>
+      </w:r>
+      <w:r>
+        <w:t>Тема СРСП 13; дополнительная тема СРСП</w:t>
+      </w:r>
+      <w:r>
+        <w:rPr>
+          <w:i/>
+        </w:rPr>
+        <w:t xml:space="preserve">  [несколько тем разделяйте точкой с запятой]</w:t>
       </w:r>
     </w:p>
     <w:p>
@@ -1944,9 +2508,17 @@
           <w:b/>
           <w:color w:val="152B4D"/>
         </w:rPr>
-        <w:t xml:space="preserve">ESSAY_TOPIC: </w:t>
-      </w:r>
-      <w:r/>
+        <w:t xml:space="preserve">ESSAY_TOPICS: </w:t>
+      </w:r>
+      <w:r>
+        <w:t>Тема эссе 1; тема эссе 2</w:t>
+      </w:r>
+      <w:r>
+        <w:rPr>
+          <w:i/>
+        </w:rPr>
+        <w:t xml:space="preserve">  [оставьте пустым, если эссе не требуется]</w:t>
+      </w:r>
     </w:p>
     <w:p>
       <w:r>
@@ -1954,9 +2526,35 @@
           <w:b/>
           <w:color w:val="152B4D"/>
         </w:rPr>
-        <w:t xml:space="preserve">PRESENTATION_TOPIC: </w:t>
-      </w:r>
-      <w:r/>
+        <w:t xml:space="preserve">PRESENTATION_TOPICS: </w:t>
+      </w:r>
+      <w:r>
+        <w:t>Тема презентации 1; тема презентации 2</w:t>
+      </w:r>
+      <w:r>
+        <w:rPr>
+          <w:i/>
+        </w:rPr>
+        <w:t xml:space="preserve">  [оставьте пустым, если презентация не требуется]</w:t>
+      </w:r>
+    </w:p>
+    <w:p>
+      <w:r>
+        <w:rPr>
+          <w:b/>
+          <w:color w:val="152B4D"/>
+        </w:rPr>
+        <w:t xml:space="preserve">OTHER_TASK_TOPICS: </w:t>
+      </w:r>
+      <w:r>
+        <w:t>Тема реферата; тема творческого задания</w:t>
+      </w:r>
+      <w:r>
+        <w:rPr>
+          <w:i/>
+        </w:rPr>
+        <w:t xml:space="preserve">  [любые дополнительные виды работ]</w:t>
+      </w:r>
     </w:p>
     <w:p>
       <w:r>
@@ -2069,10 +2667,16 @@
           <w:b/>
           <w:color w:val="152B4D"/>
         </w:rPr>
-        <w:t xml:space="preserve">SRS_TOPIC: </w:t>
-      </w:r>
-      <w:r>
-        <w:t>Тема СРС 14</w:t>
+        <w:t xml:space="preserve">SRS_TOPICS: </w:t>
+      </w:r>
+      <w:r>
+        <w:t>Тема СРС 14; дополнительная тема СРС</w:t>
+      </w:r>
+      <w:r>
+        <w:rPr>
+          <w:i/>
+        </w:rPr>
+        <w:t xml:space="preserve">  [несколько тем разделяйте точкой с запятой]</w:t>
       </w:r>
     </w:p>
     <w:p>
@@ -2081,10 +2685,16 @@
           <w:b/>
           <w:color w:val="152B4D"/>
         </w:rPr>
-        <w:t xml:space="preserve">SRSP_TOPIC: </w:t>
-      </w:r>
-      <w:r>
-        <w:t>Тема СРСП 14</w:t>
+        <w:t xml:space="preserve">SRSP_TOPICS: </w:t>
+      </w:r>
+      <w:r>
+        <w:t>Тема СРСП 14; дополнительная тема СРСП</w:t>
+      </w:r>
+      <w:r>
+        <w:rPr>
+          <w:i/>
+        </w:rPr>
+        <w:t xml:space="preserve">  [несколько тем разделяйте точкой с запятой]</w:t>
       </w:r>
     </w:p>
     <w:p>
@@ -2093,9 +2703,17 @@
           <w:b/>
           <w:color w:val="152B4D"/>
         </w:rPr>
-        <w:t xml:space="preserve">ESSAY_TOPIC: </w:t>
-      </w:r>
-      <w:r/>
+        <w:t xml:space="preserve">ESSAY_TOPICS: </w:t>
+      </w:r>
+      <w:r>
+        <w:t>Тема эссе 1; тема эссе 2</w:t>
+      </w:r>
+      <w:r>
+        <w:rPr>
+          <w:i/>
+        </w:rPr>
+        <w:t xml:space="preserve">  [оставьте пустым, если эссе не требуется]</w:t>
+      </w:r>
     </w:p>
     <w:p>
       <w:r>
@@ -2103,9 +2721,35 @@
           <w:b/>
           <w:color w:val="152B4D"/>
         </w:rPr>
-        <w:t xml:space="preserve">PRESENTATION_TOPIC: </w:t>
-      </w:r>
-      <w:r/>
+        <w:t xml:space="preserve">PRESENTATION_TOPICS: </w:t>
+      </w:r>
+      <w:r>
+        <w:t>Тема презентации 1; тема презентации 2</w:t>
+      </w:r>
+      <w:r>
+        <w:rPr>
+          <w:i/>
+        </w:rPr>
+        <w:t xml:space="preserve">  [оставьте пустым, если презентация не требуется]</w:t>
+      </w:r>
+    </w:p>
+    <w:p>
+      <w:r>
+        <w:rPr>
+          <w:b/>
+          <w:color w:val="152B4D"/>
+        </w:rPr>
+        <w:t xml:space="preserve">OTHER_TASK_TOPICS: </w:t>
+      </w:r>
+      <w:r>
+        <w:t>Тема реферата; тема творческого задания</w:t>
+      </w:r>
+      <w:r>
+        <w:rPr>
+          <w:i/>
+        </w:rPr>
+        <w:t xml:space="preserve">  [любые дополнительные виды работ]</w:t>
+      </w:r>
     </w:p>
     <w:p>
       <w:r>
@@ -2218,10 +2862,16 @@
           <w:b/>
           <w:color w:val="152B4D"/>
         </w:rPr>
-        <w:t xml:space="preserve">SRS_TOPIC: </w:t>
-      </w:r>
-      <w:r>
-        <w:t>Тема СРС 15</w:t>
+        <w:t xml:space="preserve">SRS_TOPICS: </w:t>
+      </w:r>
+      <w:r>
+        <w:t>Тема СРС 15; дополнительная тема СРС</w:t>
+      </w:r>
+      <w:r>
+        <w:rPr>
+          <w:i/>
+        </w:rPr>
+        <w:t xml:space="preserve">  [несколько тем разделяйте точкой с запятой]</w:t>
       </w:r>
     </w:p>
     <w:p>
@@ -2230,10 +2880,16 @@
           <w:b/>
           <w:color w:val="152B4D"/>
         </w:rPr>
-        <w:t xml:space="preserve">SRSP_TOPIC: </w:t>
-      </w:r>
-      <w:r>
-        <w:t>Тема СРСП 15</w:t>
+        <w:t xml:space="preserve">SRSP_TOPICS: </w:t>
+      </w:r>
+      <w:r>
+        <w:t>Тема СРСП 15; дополнительная тема СРСП</w:t>
+      </w:r>
+      <w:r>
+        <w:rPr>
+          <w:i/>
+        </w:rPr>
+        <w:t xml:space="preserve">  [несколько тем разделяйте точкой с запятой]</w:t>
       </w:r>
     </w:p>
     <w:p>
@@ -2242,9 +2898,17 @@
           <w:b/>
           <w:color w:val="152B4D"/>
         </w:rPr>
-        <w:t xml:space="preserve">ESSAY_TOPIC: </w:t>
-      </w:r>
-      <w:r/>
+        <w:t xml:space="preserve">ESSAY_TOPICS: </w:t>
+      </w:r>
+      <w:r>
+        <w:t>Тема эссе 1; тема эссе 2</w:t>
+      </w:r>
+      <w:r>
+        <w:rPr>
+          <w:i/>
+        </w:rPr>
+        <w:t xml:space="preserve">  [оставьте пустым, если эссе не требуется]</w:t>
+      </w:r>
     </w:p>
     <w:p>
       <w:r>
@@ -2252,9 +2916,35 @@
           <w:b/>
           <w:color w:val="152B4D"/>
         </w:rPr>
-        <w:t xml:space="preserve">PRESENTATION_TOPIC: </w:t>
-      </w:r>
-      <w:r/>
+        <w:t xml:space="preserve">PRESENTATION_TOPICS: </w:t>
+      </w:r>
+      <w:r>
+        <w:t>Тема презентации 1; тема презентации 2</w:t>
+      </w:r>
+      <w:r>
+        <w:rPr>
+          <w:i/>
+        </w:rPr>
+        <w:t xml:space="preserve">  [оставьте пустым, если презентация не требуется]</w:t>
+      </w:r>
+    </w:p>
+    <w:p>
+      <w:r>
+        <w:rPr>
+          <w:b/>
+          <w:color w:val="152B4D"/>
+        </w:rPr>
+        <w:t xml:space="preserve">OTHER_TASK_TOPICS: </w:t>
+      </w:r>
+      <w:r>
+        <w:t>Тема реферата; тема творческого задания</w:t>
+      </w:r>
+      <w:r>
+        <w:rPr>
+          <w:i/>
+        </w:rPr>
+        <w:t xml:space="preserve">  [любые дополнительные виды работ]</w:t>
+      </w:r>
     </w:p>
     <w:p>
       <w:r>
